--- a/docs/Granite_Garage_Floors_Readiness.docx
+++ b/docs/Granite_Garage_Floors_Readiness.docx
@@ -13,7 +13,7 @@
           <w:color w:val="6B7280"/>
           <w:sz w:val="16"/>
         </w:rPr>
-        <w:t>VELOCITY GTM CO  ·  ServiceBridge GTM  ·  Threshold Brands  ·  Track 2 P2 #3 NorthStar</w:t>
+        <w:t>VELOCITY GTM CO  ·  ServiceBridge GTM  ·  Threshold Brands  ·  Track 2 P2 #3</w:t>
       </w:r>
     </w:p>
     <w:p>
@@ -41,7 +41,7 @@
           <w:color w:val="185FA5"/>
           <w:sz w:val="20"/>
         </w:rPr>
-        <w:t>Score 50  ·  Tier T5  ·  Character: ★ NORTHSTAR · GARAGE FLOOR COATINGS · GARAGE UP ANALOG</w:t>
+        <w:t>Score 50  ·  Tier T5  ·  Character: GARAGE FLOOR COATINGS · GARAGE UP ANALOG</w:t>
       </w:r>
     </w:p>
     <w:p>
@@ -306,7 +306,7 @@
                 <w:color w:val="374151"/>
                 <w:sz w:val="20"/>
               </w:rPr>
-              <w:t>Granite Garage Floors does specialty garage floor coatings (epoxy, polyaspartic) and resurfacing. From a ServiceBridge fit standpoint, this is Garage Up analog at ResiBrands (T5 NorthStar at 65). Same operational profile: specialty equipment-heavy 1-2 day installs, 2-tech crews, smaller individual deals.</w:t>
+              <w:t>Granite Garage Floors does specialty garage floor coatings (epoxy, polyaspartic) and resurfacing. From a ServiceBridge fit standpoint, this is Garage Up analog at ResiBrands (T5 at 65). Same operational profile: specialty equipment-heavy 1-2 day installs, 2-tech crews, smaller individual deals.</w:t>
             </w:r>
           </w:p>
           <w:p>
@@ -1638,7 +1638,7 @@
           <w:color w:val="374151"/>
           <w:sz w:val="20"/>
         </w:rPr>
-        <w:t>Score 50 (T5 NorthStar) per Track 2 v2 matrix. Drivers: pure greenfield (minimal SaaS competition), Garage Up analog at ResiBrands. Reduced by smallest scale in entire Track 2 set, 2-tech crew model, project-based low dispatch density, Threshold platform fragility. Threshold parent +20 NorthStar bonus. Recommended position: portfolio extension only, never lead.</w:t>
+        <w:t>Score 50 (T5) per Track 2 v2 matrix. Drivers: pure greenfield (minimal SaaS competition), Garage Up analog at ResiBrands. Reduced by smallest scale in entire Track 2 set, 2-tech crew model, project-based low dispatch density, Threshold platform fragility. Threshold parent +20 bonus. Recommended position: portfolio extension only, never lead.</w:t>
       </w:r>
     </w:p>
     <w:p>
